--- a/4-SRS-and-WBS/SRS.docx
+++ b/4-SRS-and-WBS/SRS.docx
@@ -407,7 +407,7 @@
         <w:pStyle w:val="ListBullet"/>
       </w:pPr>
       <w:r>
-        <w:t>7-UML-Diagrams/usecase_diagram.pdf — use-case diagram</w:t>
+        <w:t>7-UML-Diagrams/Use_Case_Diagram.pdf — use-case diagram</w:t>
       </w:r>
     </w:p>
     <w:p>
@@ -415,7 +415,39 @@
         <w:pStyle w:val="ListBullet"/>
       </w:pPr>
       <w:r>
-        <w:t>4-SRS-and-WBS/UseCase_Flow_UC02.docx and the UC-02 exception flows</w:t>
+        <w:t>7-UML-Diagrams/Activity_Diagram.pdf — activity diagram for UC-02</w:t>
+      </w:r>
+    </w:p>
+    <w:p>
+      <w:pPr>
+        <w:pStyle w:val="ListBullet"/>
+      </w:pPr>
+      <w:r>
+        <w:t>2-Architectural-Diagram/Architecture_Diagram.pdf — architecture diagram</w:t>
+      </w:r>
+    </w:p>
+    <w:p>
+      <w:pPr>
+        <w:pStyle w:val="ListBullet"/>
+      </w:pPr>
+      <w:r>
+        <w:t>4-SRS-and-WBS/UseCase_Flow_UC02.pdf and PES1UG24CS303_Nishit_DB_Exception_Flow.pdf — UC-02 flows</w:t>
+      </w:r>
+    </w:p>
+    <w:p>
+      <w:pPr>
+        <w:pStyle w:val="ListBullet"/>
+      </w:pPr>
+      <w:r>
+        <w:t>4-SRS-and-WBS/WBS.xlsx — work breakdown structure</w:t>
+      </w:r>
+    </w:p>
+    <w:p>
+      <w:pPr>
+        <w:pStyle w:val="ListBullet"/>
+      </w:pPr>
+      <w:r>
+        <w:t>6-Software-Testing/Bug_Project-NishitDB_PES1UG24CS303-BPS#57.PDF — Jira bug board</w:t>
       </w:r>
     </w:p>
     <w:p>
@@ -697,7 +729,7 @@
     </w:p>
     <w:p>
       <w:r>
-        <w:t>The use-case diagram is in 7-UML-Diagrams/usecase_diagram.pdf.</w:t>
+        <w:t>The use-case diagram is in 7-UML-Diagrams/Use_Case_Diagram.pdf; the UC-02 activity diagram is in 7-UML-Diagrams/Activity_Diagram.pdf.</w:t>
       </w:r>
     </w:p>
     <w:tbl>
@@ -1186,7 +1218,7 @@
               <w:rPr>
                 <w:sz w:val="18"/>
               </w:rPr>
-              <w:t>Create, monitor (overdue list) and end foster placements.</w:t>
+              <w:t>Create, monitor (overdue list) and end foster placements; ending restores the animal's previous status.</w:t>
             </w:r>
           </w:p>
         </w:tc>
@@ -1656,7 +1688,7 @@
     </w:p>
     <w:p>
       <w:r>
-        <w:t>4a1. At step 4 the system finds that the animal is no longer 'Ready for Adoption' (e.g., another application was approved), or that the applicant already has an open application for this animal.</w:t>
+        <w:t>4a1. At step 4 the system finds that the animal has been removed from the catalog or is no longer 'Ready for Adoption' (e.g., another application was approved), or that the applicant already has an open application for it.</w:t>
       </w:r>
     </w:p>
     <w:p>
@@ -2267,7 +2299,7 @@
               <w:rPr>
                 <w:sz w:val="19"/>
               </w:rPr>
-              <w:t>Pass: A complete questionnaire creates an application in 'Pending Review', linked to the animal and applicant, that appears in the staff review queue within 5 seconds. Fail: An application is created with a required field missing, for an animal that is not 'Ready for Adoption', or as a second open application by the same applicant for the same animal.</w:t>
+              <w:t>Pass: A complete questionnaire creates an application in 'Pending Review', linked to the animal and applicant, that appears in the staff review queue within 5 seconds. Fail: An application is created with a required field missing, for an animal that is not 'Ready for Adoption' or has been removed from the catalog, or as a second open application by the same applicant for the same animal.</w:t>
             </w:r>
           </w:p>
         </w:tc>
@@ -2665,7 +2697,7 @@
               <w:rPr>
                 <w:sz w:val="19"/>
               </w:rPr>
-              <w:t>Pass: Marking an animal 'In Foster' requires a placement with start date, expected end date and caregiver; a placement past its expected end date appears in the staff overdue list; ending a placement returns the animal to 'Ready for Adoption'. Fail: An 'In Foster' animal has no active placement, an overdue placement is not flagged, or an ended placement leaves the animal 'In Foster'.</w:t>
+              <w:t>Pass: Marking an animal 'In Foster' requires a placement with start date, caregiver and an expected end date later than the start date; a placement past its expected end date appears in the staff overdue list; ending a placement restores the animal's previous status ('In Intake' or 'Ready for Adoption'). Fail: A placement is saved with an end date on or before its start date, an 'In Foster' animal has no active placement, an overdue placement is not flagged, or an ended placement leaves the animal 'In Foster'.</w:t>
             </w:r>
           </w:p>
         </w:tc>
@@ -3447,7 +3479,7 @@
         <w:pStyle w:val="ListBullet"/>
       </w:pPr>
       <w:r>
-        <w:t>Animal: In Intake → Ready for Adoption (complete intake, no open quarantine flag; FR-001) → Adoption Pending (an application Approved; FR-004) → Adopted (application Completed; FR-004). Adoption Pending returns to Ready for Adoption if the approved application is Rejected. Ready for Adoption ↔ In Foster (FR-005).</w:t>
+        <w:t>Animal: In Intake → Ready for Adoption (complete intake, no open quarantine flag; FR-001) → Adoption Pending (an application Approved; FR-004) → Adopted (application Completed; FR-004). Adoption Pending returns to Ready for Adoption if the approved application is Rejected. In Intake or Ready for Adoption → In Foster (FR-005); ending the placement restores the previous status, so animals can recover in foster care before being cleared.</w:t>
       </w:r>
     </w:p>
     <w:p>
@@ -3506,14 +3538,15 @@
         <w:tblLook w:firstColumn="1" w:firstRow="1" w:lastColumn="0" w:lastRow="0" w:noHBand="0" w:noVBand="1" w:val="04A0"/>
       </w:tblPr>
       <w:tblGrid>
-        <w:gridCol w:w="1701"/>
-        <w:gridCol w:w="4309"/>
-        <w:gridCol w:w="3402"/>
+        <w:gridCol w:w="1474"/>
+        <w:gridCol w:w="3628"/>
+        <w:gridCol w:w="2041"/>
+        <w:gridCol w:w="2268"/>
       </w:tblGrid>
       <w:tr>
         <w:tc>
           <w:tcPr>
-            <w:tcW w:type="dxa" w:w="1701"/>
+            <w:tcW w:type="dxa" w:w="1474"/>
             <w:shd w:val="clear" w:color="auto" w:fill="1F4E79"/>
           </w:tcPr>
           <w:p>
@@ -3529,7 +3562,7 @@
         </w:tc>
         <w:tc>
           <w:tcPr>
-            <w:tcW w:type="dxa" w:w="4309"/>
+            <w:tcW w:type="dxa" w:w="3628"/>
             <w:shd w:val="clear" w:color="auto" w:fill="1F4E79"/>
           </w:tcPr>
           <w:p>
@@ -3545,7 +3578,7 @@
         </w:tc>
         <w:tc>
           <w:tcPr>
-            <w:tcW w:type="dxa" w:w="3402"/>
+            <w:tcW w:type="dxa" w:w="2041"/>
             <w:shd w:val="clear" w:color="auto" w:fill="1F4E79"/>
           </w:tcPr>
           <w:p>
@@ -3559,11 +3592,27 @@
             </w:r>
           </w:p>
         </w:tc>
+        <w:tc>
+          <w:tcPr>
+            <w:tcW w:type="dxa" w:w="2268"/>
+            <w:shd w:val="clear" w:color="auto" w:fill="1F4E79"/>
+          </w:tcPr>
+          <w:p>
+            <w:r>
+              <w:rPr>
+                <w:b/>
+                <w:color w:val="FFFFFF"/>
+                <w:sz w:val="19"/>
+              </w:rPr>
+              <w:t>Logged defects</w:t>
+            </w:r>
+          </w:p>
+        </w:tc>
       </w:tr>
       <w:tr>
         <w:tc>
           <w:tcPr>
-            <w:tcW w:type="dxa" w:w="1701"/>
+            <w:tcW w:type="dxa" w:w="1474"/>
           </w:tcPr>
           <w:p>
             <w:r>
@@ -3577,7 +3626,7 @@
         </w:tc>
         <w:tc>
           <w:tcPr>
-            <w:tcW w:type="dxa" w:w="4309"/>
+            <w:tcW w:type="dxa" w:w="3628"/>
           </w:tcPr>
           <w:p>
             <w:r>
@@ -3590,7 +3639,7 @@
         </w:tc>
         <w:tc>
           <w:tcPr>
-            <w:tcW w:type="dxa" w:w="3402"/>
+            <w:tcW w:type="dxa" w:w="2041"/>
           </w:tcPr>
           <w:p>
             <w:r>
@@ -3601,11 +3650,24 @@
             </w:r>
           </w:p>
         </w:tc>
+        <w:tc>
+          <w:tcPr>
+            <w:tcW w:type="dxa" w:w="2268"/>
+          </w:tcPr>
+          <w:p>
+            <w:r>
+              <w:rPr>
+                <w:sz w:val="19"/>
+              </w:rPr>
+              <w:t>—</w:t>
+            </w:r>
+          </w:p>
+        </w:tc>
       </w:tr>
       <w:tr>
         <w:tc>
           <w:tcPr>
-            <w:tcW w:type="dxa" w:w="1701"/>
+            <w:tcW w:type="dxa" w:w="1474"/>
           </w:tcPr>
           <w:p>
             <w:r>
@@ -3619,7 +3681,7 @@
         </w:tc>
         <w:tc>
           <w:tcPr>
-            <w:tcW w:type="dxa" w:w="4309"/>
+            <w:tcW w:type="dxa" w:w="3628"/>
           </w:tcPr>
           <w:p>
             <w:r>
@@ -3632,7 +3694,7 @@
         </w:tc>
         <w:tc>
           <w:tcPr>
-            <w:tcW w:type="dxa" w:w="3402"/>
+            <w:tcW w:type="dxa" w:w="2041"/>
           </w:tcPr>
           <w:p>
             <w:r>
@@ -3643,11 +3705,24 @@
             </w:r>
           </w:p>
         </w:tc>
+        <w:tc>
+          <w:tcPr>
+            <w:tcW w:type="dxa" w:w="2268"/>
+          </w:tcPr>
+          <w:p>
+            <w:r>
+              <w:rPr>
+                <w:sz w:val="19"/>
+              </w:rPr>
+              <w:t>BUGBPS57-1</w:t>
+            </w:r>
+          </w:p>
+        </w:tc>
       </w:tr>
       <w:tr>
         <w:tc>
           <w:tcPr>
-            <w:tcW w:type="dxa" w:w="1701"/>
+            <w:tcW w:type="dxa" w:w="1474"/>
           </w:tcPr>
           <w:p>
             <w:r>
@@ -3661,7 +3736,7 @@
         </w:tc>
         <w:tc>
           <w:tcPr>
-            <w:tcW w:type="dxa" w:w="4309"/>
+            <w:tcW w:type="dxa" w:w="3628"/>
           </w:tcPr>
           <w:p>
             <w:r>
@@ -3674,7 +3749,7 @@
         </w:tc>
         <w:tc>
           <w:tcPr>
-            <w:tcW w:type="dxa" w:w="3402"/>
+            <w:tcW w:type="dxa" w:w="2041"/>
           </w:tcPr>
           <w:p>
             <w:r>
@@ -3685,11 +3760,24 @@
             </w:r>
           </w:p>
         </w:tc>
+        <w:tc>
+          <w:tcPr>
+            <w:tcW w:type="dxa" w:w="2268"/>
+          </w:tcPr>
+          <w:p>
+            <w:r>
+              <w:rPr>
+                <w:sz w:val="19"/>
+              </w:rPr>
+              <w:t>BUGBPS57-2</w:t>
+            </w:r>
+          </w:p>
+        </w:tc>
       </w:tr>
       <w:tr>
         <w:tc>
           <w:tcPr>
-            <w:tcW w:type="dxa" w:w="1701"/>
+            <w:tcW w:type="dxa" w:w="1474"/>
           </w:tcPr>
           <w:p>
             <w:r>
@@ -3703,7 +3791,7 @@
         </w:tc>
         <w:tc>
           <w:tcPr>
-            <w:tcW w:type="dxa" w:w="4309"/>
+            <w:tcW w:type="dxa" w:w="3628"/>
           </w:tcPr>
           <w:p>
             <w:r>
@@ -3716,7 +3804,7 @@
         </w:tc>
         <w:tc>
           <w:tcPr>
-            <w:tcW w:type="dxa" w:w="3402"/>
+            <w:tcW w:type="dxa" w:w="2041"/>
           </w:tcPr>
           <w:p>
             <w:r>
@@ -3727,11 +3815,24 @@
             </w:r>
           </w:p>
         </w:tc>
+        <w:tc>
+          <w:tcPr>
+            <w:tcW w:type="dxa" w:w="2268"/>
+          </w:tcPr>
+          <w:p>
+            <w:r>
+              <w:rPr>
+                <w:sz w:val="19"/>
+              </w:rPr>
+              <w:t>BUGBPS57-3</w:t>
+            </w:r>
+          </w:p>
+        </w:tc>
       </w:tr>
       <w:tr>
         <w:tc>
           <w:tcPr>
-            <w:tcW w:type="dxa" w:w="1701"/>
+            <w:tcW w:type="dxa" w:w="1474"/>
           </w:tcPr>
           <w:p>
             <w:r>
@@ -3745,7 +3846,7 @@
         </w:tc>
         <w:tc>
           <w:tcPr>
-            <w:tcW w:type="dxa" w:w="4309"/>
+            <w:tcW w:type="dxa" w:w="3628"/>
           </w:tcPr>
           <w:p>
             <w:r>
@@ -3758,7 +3859,7 @@
         </w:tc>
         <w:tc>
           <w:tcPr>
-            <w:tcW w:type="dxa" w:w="3402"/>
+            <w:tcW w:type="dxa" w:w="2041"/>
           </w:tcPr>
           <w:p>
             <w:r>
@@ -3769,11 +3870,24 @@
             </w:r>
           </w:p>
         </w:tc>
+        <w:tc>
+          <w:tcPr>
+            <w:tcW w:type="dxa" w:w="2268"/>
+          </w:tcPr>
+          <w:p>
+            <w:r>
+              <w:rPr>
+                <w:sz w:val="19"/>
+              </w:rPr>
+              <w:t>BUGBPS57-4</w:t>
+            </w:r>
+          </w:p>
+        </w:tc>
       </w:tr>
       <w:tr>
         <w:tc>
           <w:tcPr>
-            <w:tcW w:type="dxa" w:w="1701"/>
+            <w:tcW w:type="dxa" w:w="1474"/>
           </w:tcPr>
           <w:p>
             <w:r>
@@ -3787,7 +3901,7 @@
         </w:tc>
         <w:tc>
           <w:tcPr>
-            <w:tcW w:type="dxa" w:w="4309"/>
+            <w:tcW w:type="dxa" w:w="3628"/>
           </w:tcPr>
           <w:p>
             <w:r>
@@ -3800,7 +3914,7 @@
         </w:tc>
         <w:tc>
           <w:tcPr>
-            <w:tcW w:type="dxa" w:w="3402"/>
+            <w:tcW w:type="dxa" w:w="2041"/>
           </w:tcPr>
           <w:p>
             <w:r>
@@ -3811,11 +3925,24 @@
             </w:r>
           </w:p>
         </w:tc>
+        <w:tc>
+          <w:tcPr>
+            <w:tcW w:type="dxa" w:w="2268"/>
+          </w:tcPr>
+          <w:p>
+            <w:r>
+              <w:rPr>
+                <w:sz w:val="19"/>
+              </w:rPr>
+              <w:t>—</w:t>
+            </w:r>
+          </w:p>
+        </w:tc>
       </w:tr>
       <w:tr>
         <w:tc>
           <w:tcPr>
-            <w:tcW w:type="dxa" w:w="1701"/>
+            <w:tcW w:type="dxa" w:w="1474"/>
           </w:tcPr>
           <w:p>
             <w:r>
@@ -3829,7 +3956,7 @@
         </w:tc>
         <w:tc>
           <w:tcPr>
-            <w:tcW w:type="dxa" w:w="4309"/>
+            <w:tcW w:type="dxa" w:w="3628"/>
           </w:tcPr>
           <w:p>
             <w:r>
@@ -3842,7 +3969,7 @@
         </w:tc>
         <w:tc>
           <w:tcPr>
-            <w:tcW w:type="dxa" w:w="3402"/>
+            <w:tcW w:type="dxa" w:w="2041"/>
           </w:tcPr>
           <w:p>
             <w:r>
@@ -3853,8 +3980,66 @@
             </w:r>
           </w:p>
         </w:tc>
+        <w:tc>
+          <w:tcPr>
+            <w:tcW w:type="dxa" w:w="2268"/>
+          </w:tcPr>
+          <w:p>
+            <w:r>
+              <w:rPr>
+                <w:sz w:val="19"/>
+              </w:rPr>
+              <w:t>BUGBPS57-5</w:t>
+            </w:r>
+          </w:p>
+        </w:tc>
       </w:tr>
     </w:tbl>
+    <w:p>
+      <w:r>
+        <w:t>Defects logged on the Jira bug board (6-Software-Testing):</w:t>
+      </w:r>
+    </w:p>
+    <w:p>
+      <w:pPr>
+        <w:pStyle w:val="ListBullet"/>
+      </w:pPr>
+      <w:r>
+        <w:t>BUGBPS57-1 — Catalog filter returns no results when 'Good with Kids' is combined with Species</w:t>
+      </w:r>
+    </w:p>
+    <w:p>
+      <w:pPr>
+        <w:pStyle w:val="ListBullet"/>
+      </w:pPr>
+      <w:r>
+        <w:t>BUGBPS57-2 — Questionnaire submission fails silently when the animal listing is deleted mid-submission</w:t>
+      </w:r>
+    </w:p>
+    <w:p>
+      <w:pPr>
+        <w:pStyle w:val="ListBullet"/>
+      </w:pPr>
+      <w:r>
+        <w:t>BUGBPS57-3 — Staff can approve an application without completing the background check</w:t>
+      </w:r>
+    </w:p>
+    <w:p>
+      <w:pPr>
+        <w:pStyle w:val="ListBullet"/>
+      </w:pPr>
+      <w:r>
+        <w:t>BUGBPS57-4 — Foster placement end date allows values earlier than the start date</w:t>
+      </w:r>
+    </w:p>
+    <w:p>
+      <w:pPr>
+        <w:pStyle w:val="ListBullet"/>
+      </w:pPr>
+      <w:r>
+        <w:t>BUGBPS57-5 — Unauthenticated users can view medical-intake records via direct URL</w:t>
+      </w:r>
+    </w:p>
     <w:p>
       <w:r>
         <w:t>Full matrix, including use case → requirement: 1-RE/RTM.xlsx.</w:t>
